--- a/DBT/Assignment/2 SELECT command with WHERE and date Function.docx
+++ b/DBT/Assignment/2 SELECT command with WHERE and date Function.docx
@@ -1,6 +1,6 @@
 
 <file path=word/document.xml><?xml version="1.0" encoding="utf-8"?>
-<w:document xmlns:wpc="http://schemas.microsoft.com/office/word/2010/wordprocessingCanvas" xmlns:mc="http://schemas.openxmlformats.org/markup-compatibility/2006" xmlns:o="urn:schemas-microsoft-com:office:office" xmlns:r="http://schemas.openxmlformats.org/officeDocument/2006/relationships" xmlns:m="http://schemas.openxmlformats.org/officeDocument/2006/math" xmlns:v="urn:schemas-microsoft-com:vml" xmlns:wp14="http://schemas.microsoft.com/office/word/2010/wordprocessingDrawing" xmlns:wp="http://schemas.openxmlformats.org/drawingml/2006/wordprocessingDrawing" xmlns:w10="urn:schemas-microsoft-com:office:word" xmlns:w="http://schemas.openxmlformats.org/wordprocessingml/2006/main" xmlns:w14="http://schemas.microsoft.com/office/word/2010/wordml" xmlns:wpg="http://schemas.microsoft.com/office/word/2010/wordprocessingGroup" xmlns:wpi="http://schemas.microsoft.com/office/word/2010/wordprocessingInk" xmlns:wne="http://schemas.microsoft.com/office/word/2006/wordml" xmlns:wps="http://schemas.microsoft.com/office/word/2010/wordprocessingShape" mc:Ignorable="w14 wp14">
+<w:document xmlns:ve="http://schemas.openxmlformats.org/markup-compatibility/2006" xmlns:o="urn:schemas-microsoft-com:office:office" xmlns:r="http://schemas.openxmlformats.org/officeDocument/2006/relationships" xmlns:m="http://schemas.openxmlformats.org/officeDocument/2006/math" xmlns:v="urn:schemas-microsoft-com:vml" xmlns:wp="http://schemas.openxmlformats.org/drawingml/2006/wordprocessingDrawing" xmlns:w10="urn:schemas-microsoft-com:office:word" xmlns:w="http://schemas.openxmlformats.org/wordprocessingml/2006/main" xmlns:wne="http://schemas.microsoft.com/office/word/2006/wordml">
   <w:body>
     <w:p>
       <w:pPr>
@@ -31,103 +31,6 @@
     <w:p>
       <w:pPr>
         <w:pStyle w:val="BodyText"/>
-        <w:spacing w:before="0" w:after="0" w:line="240" w:lineRule="auto"/>
-        <w:ind w:left="720"/>
-        <w:jc w:val="left"/>
-        <w:rPr>
-          <w:rFonts w:ascii="Cambria" w:hAnsi="Cambria"/>
-          <w:i/>
-          <w:sz w:val="24"/>
-          <w:szCs w:val="24"/>
-        </w:rPr>
-      </w:pPr>
-      <w:proofErr w:type="gramStart"/>
-      <w:r>
-        <w:rPr>
-          <w:rFonts w:ascii="Cambria" w:hAnsi="Cambria"/>
-          <w:i/>
-          <w:sz w:val="24"/>
-          <w:szCs w:val="24"/>
-        </w:rPr>
-        <w:t>ANS :</w:t>
-      </w:r>
-      <w:proofErr w:type="gramEnd"/>
-      <w:r>
-        <w:rPr>
-          <w:rFonts w:ascii="Cambria" w:hAnsi="Cambria"/>
-          <w:i/>
-          <w:sz w:val="24"/>
-          <w:szCs w:val="24"/>
-        </w:rPr>
-        <w:t xml:space="preserve"> </w:t>
-      </w:r>
-      <w:r>
-        <w:rPr>
-          <w:rFonts w:ascii="Cambria" w:hAnsi="Cambria"/>
-          <w:i/>
-          <w:sz w:val="24"/>
-          <w:szCs w:val="24"/>
-        </w:rPr>
-        <w:t xml:space="preserve">select </w:t>
-      </w:r>
-      <w:proofErr w:type="spellStart"/>
-      <w:r>
-        <w:rPr>
-          <w:rFonts w:ascii="Cambria" w:hAnsi="Cambria"/>
-          <w:i/>
-          <w:sz w:val="24"/>
-          <w:szCs w:val="24"/>
-        </w:rPr>
-        <w:t>ename,job,hiredate</w:t>
-      </w:r>
-      <w:proofErr w:type="spellEnd"/>
-      <w:r>
-        <w:rPr>
-          <w:rFonts w:ascii="Cambria" w:hAnsi="Cambria"/>
-          <w:i/>
-          <w:sz w:val="24"/>
-          <w:szCs w:val="24"/>
-        </w:rPr>
-        <w:t xml:space="preserve"> from emp where </w:t>
-      </w:r>
-      <w:proofErr w:type="spellStart"/>
-      <w:r>
-        <w:rPr>
-          <w:rFonts w:ascii="Cambria" w:hAnsi="Cambria"/>
-          <w:i/>
-          <w:sz w:val="24"/>
-          <w:szCs w:val="24"/>
-        </w:rPr>
-        <w:t>hiredate</w:t>
-      </w:r>
-      <w:proofErr w:type="spellEnd"/>
-      <w:r>
-        <w:rPr>
-          <w:rFonts w:ascii="Cambria" w:hAnsi="Cambria"/>
-          <w:i/>
-          <w:sz w:val="24"/>
-          <w:szCs w:val="24"/>
-        </w:rPr>
-        <w:t xml:space="preserve"> between '1981-02-01' and '1981-5-01'  ;</w:t>
-      </w:r>
-    </w:p>
-    <w:p>
-      <w:pPr>
-        <w:pStyle w:val="BodyText"/>
-        <w:spacing w:before="0" w:after="0" w:line="240" w:lineRule="auto"/>
-        <w:ind w:left="720"/>
-        <w:jc w:val="left"/>
-        <w:rPr>
-          <w:rFonts w:ascii="Cambria" w:hAnsi="Cambria"/>
-          <w:i/>
-          <w:sz w:val="24"/>
-          <w:szCs w:val="24"/>
-        </w:rPr>
-      </w:pPr>
-    </w:p>
-    <w:p>
-      <w:pPr>
-        <w:pStyle w:val="BodyText"/>
         <w:numPr>
           <w:ilvl w:val="0"/>
           <w:numId w:val="1"/>
@@ -148,125 +51,8 @@
           <w:sz w:val="24"/>
           <w:szCs w:val="24"/>
         </w:rPr>
-        <w:t xml:space="preserve">Display the Name and </w:t>
-      </w:r>
-      <w:proofErr w:type="spellStart"/>
-      <w:r>
-        <w:rPr>
-          <w:rFonts w:ascii="Cambria" w:hAnsi="Cambria"/>
-          <w:i/>
-          <w:sz w:val="24"/>
-          <w:szCs w:val="24"/>
-        </w:rPr>
-        <w:t>Hiredate</w:t>
-      </w:r>
-      <w:proofErr w:type="spellEnd"/>
-      <w:r>
-        <w:rPr>
-          <w:rFonts w:ascii="Cambria" w:hAnsi="Cambria"/>
-          <w:i/>
-          <w:sz w:val="24"/>
-          <w:szCs w:val="24"/>
-        </w:rPr>
-        <w:t xml:space="preserve"> of every Employee who was hired in 1982.</w:t>
-      </w:r>
-    </w:p>
-    <w:p>
-      <w:pPr>
-        <w:pStyle w:val="BodyText"/>
-        <w:spacing w:before="0" w:after="0" w:line="240" w:lineRule="auto"/>
-        <w:ind w:left="360"/>
-        <w:jc w:val="left"/>
-        <w:rPr>
-          <w:rFonts w:ascii="Cambria" w:hAnsi="Cambria"/>
-          <w:i/>
-          <w:sz w:val="24"/>
-          <w:szCs w:val="24"/>
-        </w:rPr>
-      </w:pPr>
-      <w:r>
-        <w:rPr>
-          <w:rFonts w:ascii="Cambria" w:hAnsi="Cambria"/>
-          <w:i/>
-          <w:sz w:val="24"/>
-          <w:szCs w:val="24"/>
-        </w:rPr>
-        <w:t xml:space="preserve">ANS: </w:t>
-      </w:r>
-      <w:r>
-        <w:rPr>
-          <w:rFonts w:ascii="Cambria" w:hAnsi="Cambria"/>
-          <w:i/>
-          <w:sz w:val="24"/>
-          <w:szCs w:val="24"/>
-        </w:rPr>
-        <w:t xml:space="preserve">select </w:t>
-      </w:r>
-      <w:proofErr w:type="spellStart"/>
-      <w:r>
-        <w:rPr>
-          <w:rFonts w:ascii="Cambria" w:hAnsi="Cambria"/>
-          <w:i/>
-          <w:sz w:val="24"/>
-          <w:szCs w:val="24"/>
-        </w:rPr>
-        <w:t>ename</w:t>
-      </w:r>
-      <w:proofErr w:type="gramStart"/>
-      <w:r>
-        <w:rPr>
-          <w:rFonts w:ascii="Cambria" w:hAnsi="Cambria"/>
-          <w:i/>
-          <w:sz w:val="24"/>
-          <w:szCs w:val="24"/>
-        </w:rPr>
-        <w:t>,job,hiredate</w:t>
-      </w:r>
-      <w:proofErr w:type="spellEnd"/>
-      <w:proofErr w:type="gramEnd"/>
-      <w:r>
-        <w:rPr>
-          <w:rFonts w:ascii="Cambria" w:hAnsi="Cambria"/>
-          <w:i/>
-          <w:sz w:val="24"/>
-          <w:szCs w:val="24"/>
-        </w:rPr>
-        <w:t xml:space="preserve"> from emp where </w:t>
-      </w:r>
-      <w:proofErr w:type="spellStart"/>
-      <w:r>
-        <w:rPr>
-          <w:rFonts w:ascii="Cambria" w:hAnsi="Cambria"/>
-          <w:i/>
-          <w:sz w:val="24"/>
-          <w:szCs w:val="24"/>
-        </w:rPr>
-        <w:t>hiredate</w:t>
-      </w:r>
-      <w:proofErr w:type="spellEnd"/>
-      <w:r>
-        <w:rPr>
-          <w:rFonts w:ascii="Cambria" w:hAnsi="Cambria"/>
-          <w:i/>
-          <w:sz w:val="24"/>
-          <w:szCs w:val="24"/>
-        </w:rPr>
-        <w:t xml:space="preserve"> like '1982%'  ;</w:t>
-      </w:r>
-    </w:p>
-    <w:p>
-      <w:pPr>
-        <w:pStyle w:val="BodyText"/>
-        <w:spacing w:before="0" w:after="0" w:line="240" w:lineRule="auto"/>
-        <w:ind w:left="360"/>
-        <w:jc w:val="left"/>
-        <w:rPr>
-          <w:rFonts w:ascii="Cambria" w:hAnsi="Cambria"/>
-          <w:i/>
-          <w:sz w:val="24"/>
-          <w:szCs w:val="24"/>
-        </w:rPr>
-      </w:pPr>
+        <w:t>Display the Name and Hiredate of every Employee who was hired in 1982.</w:t>
+      </w:r>
     </w:p>
     <w:p>
       <w:pPr>
@@ -294,79 +80,6 @@
     </w:p>
     <w:p>
       <w:pPr>
-        <w:spacing w:after="0" w:line="240" w:lineRule="auto"/>
-        <w:ind w:left="360"/>
-        <w:rPr>
-          <w:rFonts w:ascii="Cambria" w:hAnsi="Cambria"/>
-          <w:i/>
-          <w:sz w:val="24"/>
-          <w:szCs w:val="24"/>
-        </w:rPr>
-      </w:pPr>
-      <w:r>
-        <w:rPr>
-          <w:rFonts w:ascii="Cambria" w:hAnsi="Cambria"/>
-          <w:i/>
-          <w:sz w:val="24"/>
-          <w:szCs w:val="24"/>
-        </w:rPr>
-        <w:t xml:space="preserve">ANS: </w:t>
-      </w:r>
-      <w:r>
-        <w:rPr>
-          <w:rFonts w:ascii="Cambria" w:hAnsi="Cambria"/>
-          <w:i/>
-          <w:sz w:val="24"/>
-          <w:szCs w:val="24"/>
-        </w:rPr>
-        <w:t xml:space="preserve">select </w:t>
-      </w:r>
-      <w:proofErr w:type="spellStart"/>
-      <w:proofErr w:type="gramStart"/>
-      <w:r>
-        <w:rPr>
-          <w:rFonts w:ascii="Cambria" w:hAnsi="Cambria"/>
-          <w:i/>
-          <w:sz w:val="24"/>
-          <w:szCs w:val="24"/>
-        </w:rPr>
-        <w:t>curdate</w:t>
-      </w:r>
-      <w:proofErr w:type="spellEnd"/>
-      <w:r>
-        <w:rPr>
-          <w:rFonts w:ascii="Cambria" w:hAnsi="Cambria"/>
-          <w:i/>
-          <w:sz w:val="24"/>
-          <w:szCs w:val="24"/>
-        </w:rPr>
-        <w:t>(</w:t>
-      </w:r>
-      <w:proofErr w:type="gramEnd"/>
-      <w:r>
-        <w:rPr>
-          <w:rFonts w:ascii="Cambria" w:hAnsi="Cambria"/>
-          <w:i/>
-          <w:sz w:val="24"/>
-          <w:szCs w:val="24"/>
-        </w:rPr>
-        <w:t>) 'current date';</w:t>
-      </w:r>
-    </w:p>
-    <w:p>
-      <w:pPr>
-        <w:spacing w:after="0" w:line="240" w:lineRule="auto"/>
-        <w:ind w:left="360"/>
-        <w:rPr>
-          <w:rFonts w:ascii="Cambria" w:hAnsi="Cambria"/>
-          <w:i/>
-          <w:sz w:val="24"/>
-          <w:szCs w:val="24"/>
-        </w:rPr>
-      </w:pPr>
-    </w:p>
-    <w:p>
-      <w:pPr>
         <w:numPr>
           <w:ilvl w:val="0"/>
           <w:numId w:val="1"/>
@@ -386,30 +99,8 @@
           <w:sz w:val="24"/>
           <w:szCs w:val="24"/>
         </w:rPr>
-        <w:t xml:space="preserve">Display the Employee’s Name, </w:t>
-      </w:r>
-      <w:proofErr w:type="spellStart"/>
-      <w:r>
-        <w:rPr>
-          <w:rFonts w:ascii="Cambria" w:hAnsi="Cambria"/>
-          <w:i/>
-          <w:sz w:val="24"/>
-          <w:szCs w:val="24"/>
-        </w:rPr>
-        <w:t>Hiredate</w:t>
-      </w:r>
-      <w:proofErr w:type="spellEnd"/>
-      <w:r>
-        <w:rPr>
-          <w:rFonts w:ascii="Cambria" w:hAnsi="Cambria"/>
-          <w:i/>
-          <w:sz w:val="24"/>
-          <w:szCs w:val="24"/>
-        </w:rPr>
-        <w:t>, Salary and Review Date, which is first Monday after six months of service.</w:t>
-      </w:r>
-      <w:bookmarkStart w:id="0" w:name="_GoBack"/>
-      <w:bookmarkEnd w:id="0"/>
+        <w:t>Display the Employee’s Name, Hiredate, Salary and Review Date, which is first Monday after six months of service.</w:t>
+      </w:r>
     </w:p>
     <w:p>
       <w:pPr>
@@ -480,27 +171,7 @@
           <w:sz w:val="24"/>
           <w:szCs w:val="24"/>
         </w:rPr>
-        <w:t xml:space="preserve">Display the Name, </w:t>
-      </w:r>
-      <w:proofErr w:type="spellStart"/>
-      <w:r>
-        <w:rPr>
-          <w:rFonts w:ascii="Cambria" w:hAnsi="Cambria"/>
-          <w:i/>
-          <w:sz w:val="24"/>
-          <w:szCs w:val="24"/>
-        </w:rPr>
-        <w:t>Hiredate</w:t>
-      </w:r>
-      <w:proofErr w:type="spellEnd"/>
-      <w:r>
-        <w:rPr>
-          <w:rFonts w:ascii="Cambria" w:hAnsi="Cambria"/>
-          <w:i/>
-          <w:sz w:val="24"/>
-          <w:szCs w:val="24"/>
-        </w:rPr>
-        <w:t xml:space="preserve"> and day of the week on which the employees started. Order the results by the Day of the week starting with Monday.</w:t>
+        <w:t>Display the Name, Hiredate and day of the week on which the employees started. Order the results by the Day of the week starting with Monday.</w:t>
       </w:r>
     </w:p>
     <w:p>
@@ -572,47 +243,7 @@
           <w:sz w:val="24"/>
           <w:szCs w:val="24"/>
         </w:rPr>
-        <w:t xml:space="preserve">Display the name and the date of joining of the employees who belong to department number 10. The date of joining should be formatted. For </w:t>
-      </w:r>
-      <w:proofErr w:type="spellStart"/>
-      <w:r>
-        <w:rPr>
-          <w:rFonts w:ascii="Cambria" w:hAnsi="Cambria"/>
-          <w:i/>
-          <w:sz w:val="24"/>
-          <w:szCs w:val="24"/>
-        </w:rPr>
-        <w:t>eg</w:t>
-      </w:r>
-      <w:proofErr w:type="spellEnd"/>
-      <w:r>
-        <w:rPr>
-          <w:rFonts w:ascii="Cambria" w:hAnsi="Cambria"/>
-          <w:i/>
-          <w:sz w:val="24"/>
-          <w:szCs w:val="24"/>
-        </w:rPr>
-        <w:t xml:space="preserve">. </w:t>
-      </w:r>
-      <w:proofErr w:type="gramStart"/>
-      <w:r>
-        <w:rPr>
-          <w:rFonts w:ascii="Cambria" w:hAnsi="Cambria"/>
-          <w:i/>
-          <w:sz w:val="24"/>
-          <w:szCs w:val="24"/>
-        </w:rPr>
-        <w:t>if</w:t>
-      </w:r>
-      <w:proofErr w:type="gramEnd"/>
-      <w:r>
-        <w:rPr>
-          <w:rFonts w:ascii="Cambria" w:hAnsi="Cambria"/>
-          <w:i/>
-          <w:sz w:val="24"/>
-          <w:szCs w:val="24"/>
-        </w:rPr>
-        <w:t xml:space="preserve"> it is ‘10-JUN-97’ it should be displayed as Fifteenth JUNE, 1997. The name of the employee should be in upper case.</w:t>
+        <w:t>Display the name and the date of joining of the employees who belong to department number 10. The date of joining should be formatted. For eg. if it is ‘10-JUN-97’ it should be displayed as Fifteenth JUNE, 1997. The name of the employee should be in upper case.</w:t>
       </w:r>
     </w:p>
     <w:p>
@@ -636,27 +267,7 @@
           <w:sz w:val="24"/>
           <w:szCs w:val="24"/>
         </w:rPr>
-        <w:t xml:space="preserve">Consider the </w:t>
-      </w:r>
-      <w:proofErr w:type="spellStart"/>
-      <w:r>
-        <w:rPr>
-          <w:rFonts w:ascii="Cambria" w:hAnsi="Cambria"/>
-          <w:i/>
-          <w:sz w:val="24"/>
-          <w:szCs w:val="24"/>
-        </w:rPr>
-        <w:t>Ord</w:t>
-      </w:r>
-      <w:proofErr w:type="spellEnd"/>
-      <w:r>
-        <w:rPr>
-          <w:rFonts w:ascii="Cambria" w:hAnsi="Cambria"/>
-          <w:i/>
-          <w:sz w:val="24"/>
-          <w:szCs w:val="24"/>
-        </w:rPr>
-        <w:t xml:space="preserve"> table. Find the difference between the Order Date and Ship Date in months as well as days. Label the columns appropriately.</w:t>
+        <w:t>Consider the Ord table. Find the difference between the Order Date and Ship Date in months as well as days. Label the columns appropriately.</w:t>
       </w:r>
     </w:p>
     <w:p>
@@ -756,47 +367,7 @@
           <w:sz w:val="24"/>
           <w:szCs w:val="24"/>
         </w:rPr>
-        <w:t xml:space="preserve">Find number of days elapsed between today’s </w:t>
-      </w:r>
-      <w:proofErr w:type="gramStart"/>
-      <w:r>
-        <w:rPr>
-          <w:rFonts w:ascii="Cambria" w:hAnsi="Cambria"/>
-          <w:i/>
-          <w:sz w:val="24"/>
-          <w:szCs w:val="24"/>
-        </w:rPr>
-        <w:t>date</w:t>
-      </w:r>
-      <w:proofErr w:type="gramEnd"/>
-      <w:r>
-        <w:rPr>
-          <w:rFonts w:ascii="Cambria" w:hAnsi="Cambria"/>
-          <w:i/>
-          <w:sz w:val="24"/>
-          <w:szCs w:val="24"/>
-        </w:rPr>
-        <w:t xml:space="preserve"> and </w:t>
-      </w:r>
-      <w:proofErr w:type="spellStart"/>
-      <w:r>
-        <w:rPr>
-          <w:rFonts w:ascii="Cambria" w:hAnsi="Cambria"/>
-          <w:i/>
-          <w:sz w:val="24"/>
-          <w:szCs w:val="24"/>
-        </w:rPr>
-        <w:t>hiredate</w:t>
-      </w:r>
-      <w:proofErr w:type="spellEnd"/>
-      <w:r>
-        <w:rPr>
-          <w:rFonts w:ascii="Cambria" w:hAnsi="Cambria"/>
-          <w:i/>
-          <w:sz w:val="24"/>
-          <w:szCs w:val="24"/>
-        </w:rPr>
-        <w:t xml:space="preserve"> of ‘ADAMS’.</w:t>
+        <w:t>Find number of days elapsed between today’s date and hiredate of ‘ADAMS’.</w:t>
       </w:r>
     </w:p>
     <w:p>
@@ -821,47 +392,7 @@
           <w:sz w:val="24"/>
           <w:szCs w:val="24"/>
         </w:rPr>
-        <w:t xml:space="preserve">Print the </w:t>
-      </w:r>
-      <w:proofErr w:type="gramStart"/>
-      <w:r>
-        <w:rPr>
-          <w:rFonts w:ascii="Cambria" w:hAnsi="Cambria"/>
-          <w:i/>
-          <w:sz w:val="24"/>
-          <w:szCs w:val="24"/>
-        </w:rPr>
-        <w:t>date,</w:t>
-      </w:r>
-      <w:proofErr w:type="gramEnd"/>
-      <w:r>
-        <w:rPr>
-          <w:rFonts w:ascii="Cambria" w:hAnsi="Cambria"/>
-          <w:i/>
-          <w:sz w:val="24"/>
-          <w:szCs w:val="24"/>
-        </w:rPr>
-        <w:t xml:space="preserve"> 15 days </w:t>
-      </w:r>
-      <w:proofErr w:type="spellStart"/>
-      <w:r>
-        <w:rPr>
-          <w:rFonts w:ascii="Cambria" w:hAnsi="Cambria"/>
-          <w:i/>
-          <w:sz w:val="24"/>
-          <w:szCs w:val="24"/>
-        </w:rPr>
-        <w:t>alter</w:t>
-      </w:r>
-      <w:proofErr w:type="spellEnd"/>
-      <w:r>
-        <w:rPr>
-          <w:rFonts w:ascii="Cambria" w:hAnsi="Cambria"/>
-          <w:i/>
-          <w:sz w:val="24"/>
-          <w:szCs w:val="24"/>
-        </w:rPr>
-        <w:t xml:space="preserve"> today’s date.</w:t>
+        <w:t>Print the date, 15 days alter today’s date.</w:t>
       </w:r>
     </w:p>
     <w:p>
@@ -986,67 +517,7 @@
           <w:sz w:val="24"/>
           <w:szCs w:val="24"/>
         </w:rPr>
-        <w:t xml:space="preserve">List the names and </w:t>
-      </w:r>
-      <w:proofErr w:type="spellStart"/>
-      <w:r>
-        <w:rPr>
-          <w:rFonts w:ascii="Cambria" w:hAnsi="Cambria"/>
-          <w:i/>
-          <w:sz w:val="24"/>
-          <w:szCs w:val="24"/>
-        </w:rPr>
-        <w:t>hiredate</w:t>
-      </w:r>
-      <w:proofErr w:type="spellEnd"/>
-      <w:r>
-        <w:rPr>
-          <w:rFonts w:ascii="Cambria" w:hAnsi="Cambria"/>
-          <w:i/>
-          <w:sz w:val="24"/>
-          <w:szCs w:val="24"/>
-        </w:rPr>
-        <w:t xml:space="preserve"> of EMP in </w:t>
-      </w:r>
-      <w:proofErr w:type="spellStart"/>
-      <w:r>
-        <w:rPr>
-          <w:rFonts w:ascii="Cambria" w:hAnsi="Cambria"/>
-          <w:i/>
-          <w:sz w:val="24"/>
-          <w:szCs w:val="24"/>
-        </w:rPr>
-        <w:t>dept</w:t>
-      </w:r>
-      <w:proofErr w:type="spellEnd"/>
-      <w:r>
-        <w:rPr>
-          <w:rFonts w:ascii="Cambria" w:hAnsi="Cambria"/>
-          <w:i/>
-          <w:sz w:val="24"/>
-          <w:szCs w:val="24"/>
-        </w:rPr>
-        <w:t xml:space="preserve"> 20, display </w:t>
-      </w:r>
-      <w:proofErr w:type="spellStart"/>
-      <w:r>
-        <w:rPr>
-          <w:rFonts w:ascii="Cambria" w:hAnsi="Cambria"/>
-          <w:i/>
-          <w:sz w:val="24"/>
-          <w:szCs w:val="24"/>
-        </w:rPr>
-        <w:t>hiredate</w:t>
-      </w:r>
-      <w:proofErr w:type="spellEnd"/>
-      <w:r>
-        <w:rPr>
-          <w:rFonts w:ascii="Cambria" w:hAnsi="Cambria"/>
-          <w:i/>
-          <w:sz w:val="24"/>
-          <w:szCs w:val="24"/>
-        </w:rPr>
-        <w:t xml:space="preserve"> formatted as 12/03/1984.</w:t>
+        <w:t>List the names and hiredate of EMP in dept 20, display hiredate formatted as 12/03/1984.</w:t>
       </w:r>
     </w:p>
     <w:p>
@@ -1096,27 +567,7 @@
           <w:sz w:val="24"/>
           <w:szCs w:val="24"/>
         </w:rPr>
-        <w:t xml:space="preserve">Retrieve the ANALYST record with </w:t>
-      </w:r>
-      <w:proofErr w:type="spellStart"/>
-      <w:r>
-        <w:rPr>
-          <w:rFonts w:ascii="Cambria" w:hAnsi="Cambria"/>
-          <w:i/>
-          <w:sz w:val="24"/>
-          <w:szCs w:val="24"/>
-        </w:rPr>
-        <w:t>hiredate</w:t>
-      </w:r>
-      <w:proofErr w:type="spellEnd"/>
-      <w:r>
-        <w:rPr>
-          <w:rFonts w:ascii="Cambria" w:hAnsi="Cambria"/>
-          <w:i/>
-          <w:sz w:val="24"/>
-          <w:szCs w:val="24"/>
-        </w:rPr>
-        <w:t xml:space="preserve"> formatted as ‘The 3</w:t>
+        <w:t>Retrieve the ANALYST record with hiredate formatted as ‘The 3</w:t>
       </w:r>
       <w:r>
         <w:rPr>
@@ -1160,27 +611,7 @@
           <w:sz w:val="24"/>
           <w:szCs w:val="24"/>
         </w:rPr>
-        <w:t xml:space="preserve">Calculate the total compensation expensive for each </w:t>
-      </w:r>
-      <w:proofErr w:type="spellStart"/>
-      <w:r>
-        <w:rPr>
-          <w:rFonts w:ascii="Cambria" w:hAnsi="Cambria"/>
-          <w:i/>
-          <w:sz w:val="24"/>
-          <w:szCs w:val="24"/>
-        </w:rPr>
-        <w:t>dept</w:t>
-      </w:r>
-      <w:proofErr w:type="spellEnd"/>
-      <w:r>
-        <w:rPr>
-          <w:rFonts w:ascii="Cambria" w:hAnsi="Cambria"/>
-          <w:i/>
-          <w:sz w:val="24"/>
-          <w:szCs w:val="24"/>
-        </w:rPr>
-        <w:t xml:space="preserve"> in 1 year. Assume that employees, who don't earn commission, receive non-monetary benefits than are worth Rs.1000 a month.</w:t>
+        <w:t>Calculate the total compensation expensive for each dept in 1 year. Assume that employees, who don't earn commission, receive non-monetary benefits than are worth Rs.1000 a month.</w:t>
       </w:r>
     </w:p>
     <w:p>
@@ -1304,8 +735,8 @@
       </w:r>
     </w:p>
     <w:sectPr>
-      <w:headerReference w:type="default" r:id="rId8"/>
-      <w:footerReference w:type="default" r:id="rId9"/>
+      <w:headerReference w:type="default" r:id="rId7"/>
+      <w:footerReference w:type="default" r:id="rId8"/>
       <w:pgSz w:w="12240" w:h="15840"/>
       <w:pgMar w:top="720" w:right="720" w:bottom="720" w:left="720" w:header="288" w:footer="288" w:gutter="0"/>
       <w:cols w:space="720"/>
@@ -1316,8 +747,8 @@
 </file>
 
 <file path=word/endnotes.xml><?xml version="1.0" encoding="utf-8"?>
-<w:endnotes xmlns:wpc="http://schemas.microsoft.com/office/word/2010/wordprocessingCanvas" xmlns:mc="http://schemas.openxmlformats.org/markup-compatibility/2006" xmlns:o="urn:schemas-microsoft-com:office:office" xmlns:r="http://schemas.openxmlformats.org/officeDocument/2006/relationships" xmlns:m="http://schemas.openxmlformats.org/officeDocument/2006/math" xmlns:v="urn:schemas-microsoft-com:vml" xmlns:wp14="http://schemas.microsoft.com/office/word/2010/wordprocessingDrawing" xmlns:wp="http://schemas.openxmlformats.org/drawingml/2006/wordprocessingDrawing" xmlns:w10="urn:schemas-microsoft-com:office:word" xmlns:w="http://schemas.openxmlformats.org/wordprocessingml/2006/main" xmlns:w14="http://schemas.microsoft.com/office/word/2010/wordml" xmlns:wpg="http://schemas.microsoft.com/office/word/2010/wordprocessingGroup" xmlns:wpi="http://schemas.microsoft.com/office/word/2010/wordprocessingInk" xmlns:wne="http://schemas.microsoft.com/office/word/2006/wordml" xmlns:wps="http://schemas.microsoft.com/office/word/2010/wordprocessingShape" mc:Ignorable="w14 wp14">
-  <w:endnote w:type="separator" w:id="-1">
+<w:endnotes xmlns:ve="http://schemas.openxmlformats.org/markup-compatibility/2006" xmlns:o="urn:schemas-microsoft-com:office:office" xmlns:r="http://schemas.openxmlformats.org/officeDocument/2006/relationships" xmlns:m="http://schemas.openxmlformats.org/officeDocument/2006/math" xmlns:v="urn:schemas-microsoft-com:vml" xmlns:wp="http://schemas.openxmlformats.org/drawingml/2006/wordprocessingDrawing" xmlns:w10="urn:schemas-microsoft-com:office:word" xmlns:w="http://schemas.openxmlformats.org/wordprocessingml/2006/main" xmlns:wne="http://schemas.microsoft.com/office/word/2006/wordml">
+  <w:endnote w:type="separator" w:id="0">
     <w:p>
       <w:pPr>
         <w:spacing w:after="0" w:line="240" w:lineRule="auto"/>
@@ -1327,7 +758,7 @@
       </w:r>
     </w:p>
   </w:endnote>
-  <w:endnote w:type="continuationSeparator" w:id="0">
+  <w:endnote w:type="continuationSeparator" w:id="1">
     <w:p>
       <w:pPr>
         <w:spacing w:after="0" w:line="240" w:lineRule="auto"/>
@@ -1341,7 +772,7 @@
 </file>
 
 <file path=word/footer1.xml><?xml version="1.0" encoding="utf-8"?>
-<w:ftr xmlns:wpc="http://schemas.microsoft.com/office/word/2010/wordprocessingCanvas" xmlns:mc="http://schemas.openxmlformats.org/markup-compatibility/2006" xmlns:o="urn:schemas-microsoft-com:office:office" xmlns:r="http://schemas.openxmlformats.org/officeDocument/2006/relationships" xmlns:m="http://schemas.openxmlformats.org/officeDocument/2006/math" xmlns:v="urn:schemas-microsoft-com:vml" xmlns:wp14="http://schemas.microsoft.com/office/word/2010/wordprocessingDrawing" xmlns:wp="http://schemas.openxmlformats.org/drawingml/2006/wordprocessingDrawing" xmlns:w10="urn:schemas-microsoft-com:office:word" xmlns:w="http://schemas.openxmlformats.org/wordprocessingml/2006/main" xmlns:w14="http://schemas.microsoft.com/office/word/2010/wordml" xmlns:wpg="http://schemas.microsoft.com/office/word/2010/wordprocessingGroup" xmlns:wpi="http://schemas.microsoft.com/office/word/2010/wordprocessingInk" xmlns:wne="http://schemas.microsoft.com/office/word/2006/wordml" xmlns:wps="http://schemas.microsoft.com/office/word/2010/wordprocessingShape" mc:Ignorable="w14 wp14">
+<w:ftr xmlns:ve="http://schemas.openxmlformats.org/markup-compatibility/2006" xmlns:o="urn:schemas-microsoft-com:office:office" xmlns:r="http://schemas.openxmlformats.org/officeDocument/2006/relationships" xmlns:m="http://schemas.openxmlformats.org/officeDocument/2006/math" xmlns:v="urn:schemas-microsoft-com:vml" xmlns:wp="http://schemas.openxmlformats.org/drawingml/2006/wordprocessingDrawing" xmlns:w10="urn:schemas-microsoft-com:office:word" xmlns:w="http://schemas.openxmlformats.org/wordprocessingml/2006/main" xmlns:wne="http://schemas.microsoft.com/office/word/2006/wordml">
   <w:p>
     <w:pPr>
       <w:pStyle w:val="Footer"/>
@@ -1370,29 +801,15 @@
       </w:rPr>
       <w:t xml:space="preserve">Page </w:t>
     </w:r>
-    <w:r>
-      <w:fldChar w:fldCharType="begin"/>
-    </w:r>
-    <w:r>
-      <w:instrText xml:space="preserve"> PAGE   \* MERGEFORMAT </w:instrText>
-    </w:r>
-    <w:r>
-      <w:fldChar w:fldCharType="separate"/>
-    </w:r>
-    <w:r>
-      <w:rPr>
-        <w:rFonts w:asciiTheme="majorHAnsi" w:hAnsiTheme="majorHAnsi"/>
-        <w:noProof/>
-      </w:rPr>
-      <w:t>1</w:t>
-    </w:r>
-    <w:r>
-      <w:rPr>
-        <w:rFonts w:asciiTheme="majorHAnsi" w:hAnsiTheme="majorHAnsi"/>
-        <w:noProof/>
-      </w:rPr>
-      <w:fldChar w:fldCharType="end"/>
-    </w:r>
+    <w:fldSimple w:instr=" PAGE   \* MERGEFORMAT ">
+      <w:r>
+        <w:rPr>
+          <w:rFonts w:asciiTheme="majorHAnsi" w:hAnsiTheme="majorHAnsi"/>
+          <w:noProof/>
+        </w:rPr>
+        <w:t>1</w:t>
+      </w:r>
+    </w:fldSimple>
   </w:p>
   <w:p>
     <w:pPr>
@@ -1403,8 +820,8 @@
 </file>
 
 <file path=word/footnotes.xml><?xml version="1.0" encoding="utf-8"?>
-<w:footnotes xmlns:wpc="http://schemas.microsoft.com/office/word/2010/wordprocessingCanvas" xmlns:mc="http://schemas.openxmlformats.org/markup-compatibility/2006" xmlns:o="urn:schemas-microsoft-com:office:office" xmlns:r="http://schemas.openxmlformats.org/officeDocument/2006/relationships" xmlns:m="http://schemas.openxmlformats.org/officeDocument/2006/math" xmlns:v="urn:schemas-microsoft-com:vml" xmlns:wp14="http://schemas.microsoft.com/office/word/2010/wordprocessingDrawing" xmlns:wp="http://schemas.openxmlformats.org/drawingml/2006/wordprocessingDrawing" xmlns:w10="urn:schemas-microsoft-com:office:word" xmlns:w="http://schemas.openxmlformats.org/wordprocessingml/2006/main" xmlns:w14="http://schemas.microsoft.com/office/word/2010/wordml" xmlns:wpg="http://schemas.microsoft.com/office/word/2010/wordprocessingGroup" xmlns:wpi="http://schemas.microsoft.com/office/word/2010/wordprocessingInk" xmlns:wne="http://schemas.microsoft.com/office/word/2006/wordml" xmlns:wps="http://schemas.microsoft.com/office/word/2010/wordprocessingShape" mc:Ignorable="w14 wp14">
-  <w:footnote w:type="separator" w:id="-1">
+<w:footnotes xmlns:ve="http://schemas.openxmlformats.org/markup-compatibility/2006" xmlns:o="urn:schemas-microsoft-com:office:office" xmlns:r="http://schemas.openxmlformats.org/officeDocument/2006/relationships" xmlns:m="http://schemas.openxmlformats.org/officeDocument/2006/math" xmlns:v="urn:schemas-microsoft-com:vml" xmlns:wp="http://schemas.openxmlformats.org/drawingml/2006/wordprocessingDrawing" xmlns:w10="urn:schemas-microsoft-com:office:word" xmlns:w="http://schemas.openxmlformats.org/wordprocessingml/2006/main" xmlns:wne="http://schemas.microsoft.com/office/word/2006/wordml">
+  <w:footnote w:type="separator" w:id="0">
     <w:p>
       <w:pPr>
         <w:spacing w:after="0" w:line="240" w:lineRule="auto"/>
@@ -1414,7 +831,7 @@
       </w:r>
     </w:p>
   </w:footnote>
-  <w:footnote w:type="continuationSeparator" w:id="0">
+  <w:footnote w:type="continuationSeparator" w:id="1">
     <w:p>
       <w:pPr>
         <w:spacing w:after="0" w:line="240" w:lineRule="auto"/>
@@ -1428,7 +845,7 @@
 </file>
 
 <file path=word/header1.xml><?xml version="1.0" encoding="utf-8"?>
-<w:hdr xmlns:wpc="http://schemas.microsoft.com/office/word/2010/wordprocessingCanvas" xmlns:mc="http://schemas.openxmlformats.org/markup-compatibility/2006" xmlns:o="urn:schemas-microsoft-com:office:office" xmlns:r="http://schemas.openxmlformats.org/officeDocument/2006/relationships" xmlns:m="http://schemas.openxmlformats.org/officeDocument/2006/math" xmlns:v="urn:schemas-microsoft-com:vml" xmlns:wp14="http://schemas.microsoft.com/office/word/2010/wordprocessingDrawing" xmlns:wp="http://schemas.openxmlformats.org/drawingml/2006/wordprocessingDrawing" xmlns:w10="urn:schemas-microsoft-com:office:word" xmlns:w="http://schemas.openxmlformats.org/wordprocessingml/2006/main" xmlns:w14="http://schemas.microsoft.com/office/word/2010/wordml" xmlns:wpg="http://schemas.microsoft.com/office/word/2010/wordprocessingGroup" xmlns:wpi="http://schemas.microsoft.com/office/word/2010/wordprocessingInk" xmlns:wne="http://schemas.microsoft.com/office/word/2006/wordml" xmlns:wps="http://schemas.microsoft.com/office/word/2010/wordprocessingShape" mc:Ignorable="w14 wp14">
+<w:hdr xmlns:ve="http://schemas.openxmlformats.org/markup-compatibility/2006" xmlns:o="urn:schemas-microsoft-com:office:office" xmlns:r="http://schemas.openxmlformats.org/officeDocument/2006/relationships" xmlns:m="http://schemas.openxmlformats.org/officeDocument/2006/math" xmlns:v="urn:schemas-microsoft-com:vml" xmlns:wp="http://schemas.openxmlformats.org/drawingml/2006/wordprocessingDrawing" xmlns:w10="urn:schemas-microsoft-com:office:word" xmlns:w="http://schemas.openxmlformats.org/wordprocessingml/2006/main" xmlns:wne="http://schemas.microsoft.com/office/word/2006/wordml">
   <w:sdt>
     <w:sdtPr>
       <w:rPr>
@@ -1444,7 +861,6 @@
       <w:dataBinding w:prefixMappings="xmlns:ns0='http://schemas.openxmlformats.org/package/2006/metadata/core-properties' xmlns:ns1='http://purl.org/dc/elements/1.1/'" w:xpath="/ns0:coreProperties[1]/ns1:title[1]" w:storeItemID="{6C3C8BC8-F283-45AE-878A-BAB7291924A1}"/>
       <w:text/>
     </w:sdtPr>
-    <w:sdtEndPr/>
     <w:sdtContent>
       <w:p>
         <w:pPr>
@@ -1479,7 +895,7 @@
 </file>
 
 <file path=word/numbering.xml><?xml version="1.0" encoding="utf-8"?>
-<w:numbering xmlns:wpc="http://schemas.microsoft.com/office/word/2010/wordprocessingCanvas" xmlns:mc="http://schemas.openxmlformats.org/markup-compatibility/2006" xmlns:o="urn:schemas-microsoft-com:office:office" xmlns:r="http://schemas.openxmlformats.org/officeDocument/2006/relationships" xmlns:m="http://schemas.openxmlformats.org/officeDocument/2006/math" xmlns:v="urn:schemas-microsoft-com:vml" xmlns:wp14="http://schemas.microsoft.com/office/word/2010/wordprocessingDrawing" xmlns:wp="http://schemas.openxmlformats.org/drawingml/2006/wordprocessingDrawing" xmlns:w10="urn:schemas-microsoft-com:office:word" xmlns:w="http://schemas.openxmlformats.org/wordprocessingml/2006/main" xmlns:w14="http://schemas.microsoft.com/office/word/2010/wordml" xmlns:wpg="http://schemas.microsoft.com/office/word/2010/wordprocessingGroup" xmlns:wpi="http://schemas.microsoft.com/office/word/2010/wordprocessingInk" xmlns:wne="http://schemas.microsoft.com/office/word/2006/wordml" xmlns:wps="http://schemas.microsoft.com/office/word/2010/wordprocessingShape" mc:Ignorable="w14 wp14">
+<w:numbering xmlns:ve="http://schemas.openxmlformats.org/markup-compatibility/2006" xmlns:o="urn:schemas-microsoft-com:office:office" xmlns:r="http://schemas.openxmlformats.org/officeDocument/2006/relationships" xmlns:m="http://schemas.openxmlformats.org/officeDocument/2006/math" xmlns:v="urn:schemas-microsoft-com:vml" xmlns:wp="http://schemas.openxmlformats.org/drawingml/2006/wordprocessingDrawing" xmlns:w10="urn:schemas-microsoft-com:office:word" xmlns:w="http://schemas.openxmlformats.org/wordprocessingml/2006/main" xmlns:wne="http://schemas.microsoft.com/office/word/2006/wordml">
   <w:abstractNum w:abstractNumId="0">
     <w:nsid w:val="0E592731"/>
     <w:multiLevelType w:val="hybridMultilevel"/>
@@ -2179,7 +1595,7 @@
 </file>
 
 <file path=word/styles.xml><?xml version="1.0" encoding="utf-8"?>
-<w:styles xmlns:mc="http://schemas.openxmlformats.org/markup-compatibility/2006" xmlns:r="http://schemas.openxmlformats.org/officeDocument/2006/relationships" xmlns:w="http://schemas.openxmlformats.org/wordprocessingml/2006/main" xmlns:w14="http://schemas.microsoft.com/office/word/2010/wordml" mc:Ignorable="w14">
+<w:styles xmlns:r="http://schemas.openxmlformats.org/officeDocument/2006/relationships" xmlns:w="http://schemas.openxmlformats.org/wordprocessingml/2006/main">
   <w:docDefaults>
     <w:rPrDefault>
       <w:rPr>
@@ -2351,6 +1767,7 @@
     <w:uiPriority w:val="99"/>
     <w:semiHidden/>
     <w:unhideWhenUsed/>
+    <w:qFormat/>
     <w:tblPr>
       <w:tblInd w:w="0" w:type="dxa"/>
       <w:tblCellMar>
@@ -2484,198 +1901,8 @@
 </w:styles>
 </file>
 
-<file path=word/stylesWithEffects.xml><?xml version="1.0" encoding="utf-8"?>
-<w:styles xmlns:wpc="http://schemas.microsoft.com/office/word/2010/wordprocessingCanvas" xmlns:mc="http://schemas.openxmlformats.org/markup-compatibility/2006" xmlns:o="urn:schemas-microsoft-com:office:office" xmlns:r="http://schemas.openxmlformats.org/officeDocument/2006/relationships" xmlns:m="http://schemas.openxmlformats.org/officeDocument/2006/math" xmlns:v="urn:schemas-microsoft-com:vml" xmlns:wp14="http://schemas.microsoft.com/office/word/2010/wordprocessingDrawing" xmlns:wp="http://schemas.openxmlformats.org/drawingml/2006/wordprocessingDrawing" xmlns:w10="urn:schemas-microsoft-com:office:word" xmlns:w="http://schemas.openxmlformats.org/wordprocessingml/2006/main" xmlns:w14="http://schemas.microsoft.com/office/word/2010/wordml" xmlns:wpg="http://schemas.microsoft.com/office/word/2010/wordprocessingGroup" xmlns:wpi="http://schemas.microsoft.com/office/word/2010/wordprocessingInk" xmlns:wne="http://schemas.microsoft.com/office/word/2006/wordml" xmlns:wps="http://schemas.microsoft.com/office/word/2010/wordprocessingShape" mc:Ignorable="w14 wp14">
-  <w:docDefaults>
-    <w:rPrDefault>
-      <w:rPr>
-        <w:rFonts w:asciiTheme="minorHAnsi" w:eastAsiaTheme="minorEastAsia" w:hAnsiTheme="minorHAnsi" w:cstheme="minorBidi"/>
-        <w:sz w:val="22"/>
-        <w:szCs w:val="22"/>
-        <w:lang w:val="en-IN" w:eastAsia="en-IN" w:bidi="ar-SA"/>
-      </w:rPr>
-    </w:rPrDefault>
-    <w:pPrDefault>
-      <w:pPr>
-        <w:spacing w:after="200" w:line="276" w:lineRule="auto"/>
-      </w:pPr>
-    </w:pPrDefault>
-  </w:docDefaults>
-  <w:latentStyles w:defLockedState="0" w:defUIPriority="99" w:defSemiHidden="1" w:defUnhideWhenUsed="1" w:defQFormat="0" w:count="267">
-    <w:lsdException w:name="Normal" w:semiHidden="0" w:uiPriority="0" w:unhideWhenUsed="0" w:qFormat="1"/>
-    <w:lsdException w:name="heading 1" w:semiHidden="0" w:uiPriority="9" w:unhideWhenUsed="0" w:qFormat="1"/>
-    <w:lsdException w:name="heading 2" w:uiPriority="9" w:qFormat="1"/>
-    <w:lsdException w:name="heading 3" w:uiPriority="9" w:qFormat="1"/>
-    <w:lsdException w:name="heading 4" w:uiPriority="9" w:qFormat="1"/>
-    <w:lsdException w:name="heading 5" w:uiPriority="9" w:qFormat="1"/>
-    <w:lsdException w:name="heading 6" w:uiPriority="9" w:qFormat="1"/>
-    <w:lsdException w:name="heading 7" w:uiPriority="9" w:qFormat="1"/>
-    <w:lsdException w:name="heading 8" w:uiPriority="9" w:qFormat="1"/>
-    <w:lsdException w:name="heading 9" w:uiPriority="9" w:qFormat="1"/>
-    <w:lsdException w:name="toc 1" w:uiPriority="39"/>
-    <w:lsdException w:name="toc 2" w:uiPriority="39"/>
-    <w:lsdException w:name="toc 3" w:uiPriority="39"/>
-    <w:lsdException w:name="toc 4" w:uiPriority="39"/>
-    <w:lsdException w:name="toc 5" w:uiPriority="39"/>
-    <w:lsdException w:name="toc 6" w:uiPriority="39"/>
-    <w:lsdException w:name="toc 7" w:uiPriority="39"/>
-    <w:lsdException w:name="toc 8" w:uiPriority="39"/>
-    <w:lsdException w:name="toc 9" w:uiPriority="39"/>
-    <w:lsdException w:name="caption" w:uiPriority="35" w:qFormat="1"/>
-    <w:lsdException w:name="Title" w:semiHidden="0" w:uiPriority="10" w:unhideWhenUsed="0" w:qFormat="1"/>
-    <w:lsdException w:name="Default Paragraph Font" w:uiPriority="1"/>
-    <w:lsdException w:name="Subtitle" w:semiHidden="0" w:uiPriority="11" w:unhideWhenUsed="0" w:qFormat="1"/>
-    <w:lsdException w:name="Strong" w:semiHidden="0" w:uiPriority="22" w:unhideWhenUsed="0" w:qFormat="1"/>
-    <w:lsdException w:name="Emphasis" w:semiHidden="0" w:uiPriority="20" w:unhideWhenUsed="0" w:qFormat="1"/>
-    <w:lsdException w:name="Table Grid" w:semiHidden="0" w:uiPriority="59" w:unhideWhenUsed="0"/>
-    <w:lsdException w:name="Placeholder Text" w:unhideWhenUsed="0"/>
-    <w:lsdException w:name="No Spacing" w:semiHidden="0" w:uiPriority="1" w:unhideWhenUsed="0" w:qFormat="1"/>
-    <w:lsdException w:name="Light Shading" w:semiHidden="0" w:uiPriority="60" w:unhideWhenUsed="0"/>
-    <w:lsdException w:name="Light List" w:semiHidden="0" w:uiPriority="61" w:unhideWhenUsed="0"/>
-    <w:lsdException w:name="Light Grid" w:semiHidden="0" w:uiPriority="62" w:unhideWhenUsed="0"/>
-    <w:lsdException w:name="Medium Shading 1" w:semiHidden="0" w:uiPriority="63" w:unhideWhenUsed="0"/>
-    <w:lsdException w:name="Medium Shading 2" w:semiHidden="0" w:uiPriority="64" w:unhideWhenUsed="0"/>
-    <w:lsdException w:name="Medium List 1" w:semiHidden="0" w:uiPriority="65" w:unhideWhenUsed="0"/>
-    <w:lsdException w:name="Medium List 2" w:semiHidden="0" w:uiPriority="66" w:unhideWhenUsed="0"/>
-    <w:lsdException w:name="Medium Grid 1" w:semiHidden="0" w:uiPriority="67" w:unhideWhenUsed="0"/>
-    <w:lsdException w:name="Medium Grid 2" w:semiHidden="0" w:uiPriority="68" w:unhideWhenUsed="0"/>
-    <w:lsdException w:name="Medium Grid 3" w:semiHidden="0" w:uiPriority="69" w:unhideWhenUsed="0"/>
-    <w:lsdException w:name="Dark List" w:semiHidden="0" w:uiPriority="70" w:unhideWhenUsed="0"/>
-    <w:lsdException w:name="Colorful Shading" w:semiHidden="0" w:uiPriority="71" w:unhideWhenUsed="0"/>
-    <w:lsdException w:name="Colorful List" w:semiHidden="0" w:uiPriority="72" w:unhideWhenUsed="0"/>
-    <w:lsdException w:name="Colorful Grid" w:semiHidden="0" w:uiPriority="73" w:unhideWhenUsed="0"/>
-    <w:lsdException w:name="Light Shading Accent 1" w:semiHidden="0" w:uiPriority="60" w:unhideWhenUsed="0"/>
-    <w:lsdException w:name="Light List Accent 1" w:semiHidden="0" w:uiPriority="61" w:unhideWhenUsed="0"/>
-    <w:lsdException w:name="Light Grid Accent 1" w:semiHidden="0" w:uiPriority="62" w:unhideWhenUsed="0"/>
-    <w:lsdException w:name="Medium Shading 1 Accent 1" w:semiHidden="0" w:uiPriority="63" w:unhideWhenUsed="0"/>
-    <w:lsdException w:name="Medium Shading 2 Accent 1" w:semiHidden="0" w:uiPriority="64" w:unhideWhenUsed="0"/>
-    <w:lsdException w:name="Medium List 1 Accent 1" w:semiHidden="0" w:uiPriority="65" w:unhideWhenUsed="0"/>
-    <w:lsdException w:name="Revision" w:unhideWhenUsed="0"/>
-    <w:lsdException w:name="List Paragraph" w:semiHidden="0" w:uiPriority="34" w:unhideWhenUsed="0" w:qFormat="1"/>
-    <w:lsdException w:name="Quote" w:semiHidden="0" w:uiPriority="29" w:unhideWhenUsed="0" w:qFormat="1"/>
-    <w:lsdException w:name="Intense Quote" w:semiHidden="0" w:uiPriority="30" w:unhideWhenUsed="0" w:qFormat="1"/>
-    <w:lsdException w:name="Medium List 2 Accent 1" w:semiHidden="0" w:uiPriority="66" w:unhideWhenUsed="0"/>
-    <w:lsdException w:name="Medium Grid 1 Accent 1" w:semiHidden="0" w:uiPriority="67" w:unhideWhenUsed="0"/>
-    <w:lsdException w:name="Medium Grid 2 Accent 1" w:semiHidden="0" w:uiPriority="68" w:unhideWhenUsed="0"/>
-    <w:lsdException w:name="Medium Grid 3 Accent 1" w:semiHidden="0" w:uiPriority="69" w:unhideWhenUsed="0"/>
-    <w:lsdException w:name="Dark List Accent 1" w:semiHidden="0" w:uiPriority="70" w:unhideWhenUsed="0"/>
-    <w:lsdException w:name="Colorful Shading Accent 1" w:semiHidden="0" w:uiPriority="71" w:unhideWhenUsed="0"/>
-    <w:lsdException w:name="Colorful List Accent 1" w:semiHidden="0" w:uiPriority="72" w:unhideWhenUsed="0"/>
-    <w:lsdException w:name="Colorful Grid Accent 1" w:semiHidden="0" w:uiPriority="73" w:unhideWhenUsed="0"/>
-    <w:lsdException w:name="Light Shading Accent 2" w:semiHidden="0" w:uiPriority="60" w:unhideWhenUsed="0"/>
-    <w:lsdException w:name="Light List Accent 2" w:semiHidden="0" w:uiPriority="61" w:unhideWhenUsed="0"/>
-    <w:lsdException w:name="Light Grid Accent 2" w:semiHidden="0" w:uiPriority="62" w:unhideWhenUsed="0"/>
-    <w:lsdException w:name="Medium Shading 1 Accent 2" w:semiHidden="0" w:uiPriority="63" w:unhideWhenUsed="0"/>
-    <w:lsdException w:name="Medium Shading 2 Accent 2" w:semiHidden="0" w:uiPriority="64" w:unhideWhenUsed="0"/>
-    <w:lsdException w:name="Medium List 1 Accent 2" w:semiHidden="0" w:uiPriority="65" w:unhideWhenUsed="0"/>
-    <w:lsdException w:name="Medium List 2 Accent 2" w:semiHidden="0" w:uiPriority="66" w:unhideWhenUsed="0"/>
-    <w:lsdException w:name="Medium Grid 1 Accent 2" w:semiHidden="0" w:uiPriority="67" w:unhideWhenUsed="0"/>
-    <w:lsdException w:name="Medium Grid 2 Accent 2" w:semiHidden="0" w:uiPriority="68" w:unhideWhenUsed="0"/>
-    <w:lsdException w:name="Medium Grid 3 Accent 2" w:semiHidden="0" w:uiPriority="69" w:unhideWhenUsed="0"/>
-    <w:lsdException w:name="Dark List Accent 2" w:semiHidden="0" w:uiPriority="70" w:unhideWhenUsed="0"/>
-    <w:lsdException w:name="Colorful Shading Accent 2" w:semiHidden="0" w:uiPriority="71" w:unhideWhenUsed="0"/>
-    <w:lsdException w:name="Colorful List Accent 2" w:semiHidden="0" w:uiPriority="72" w:unhideWhenUsed="0"/>
-    <w:lsdException w:name="Colorful Grid Accent 2" w:semiHidden="0" w:uiPriority="73" w:unhideWhenUsed="0"/>
-    <w:lsdException w:name="Light Shading Accent 3" w:semiHidden="0" w:uiPriority="60" w:unhideWhenUsed="0"/>
-    <w:lsdException w:name="Light List Accent 3" w:semiHidden="0" w:uiPriority="61" w:unhideWhenUsed="0"/>
-    <w:lsdException w:name="Light Grid Accent 3" w:semiHidden="0" w:uiPriority="62" w:unhideWhenUsed="0"/>
-    <w:lsdException w:name="Medium Shading 1 Accent 3" w:semiHidden="0" w:uiPriority="63" w:unhideWhenUsed="0"/>
-    <w:lsdException w:name="Medium Shading 2 Accent 3" w:semiHidden="0" w:uiPriority="64" w:unhideWhenUsed="0"/>
-    <w:lsdException w:name="Medium List 1 Accent 3" w:semiHidden="0" w:uiPriority="65" w:unhideWhenUsed="0"/>
-    <w:lsdException w:name="Medium List 2 Accent 3" w:semiHidden="0" w:uiPriority="66" w:unhideWhenUsed="0"/>
-    <w:lsdException w:name="Medium Grid 1 Accent 3" w:semiHidden="0" w:uiPriority="67" w:unhideWhenUsed="0"/>
-    <w:lsdException w:name="Medium Grid 2 Accent 3" w:semiHidden="0" w:uiPriority="68" w:unhideWhenUsed="0"/>
-    <w:lsdException w:name="Medium Grid 3 Accent 3" w:semiHidden="0" w:uiPriority="69" w:unhideWhenUsed="0"/>
-    <w:lsdException w:name="Dark List Accent 3" w:semiHidden="0" w:uiPriority="70" w:unhideWhenUsed="0"/>
-    <w:lsdException w:name="Colorful Shading Accent 3" w:semiHidden="0" w:uiPriority="71" w:unhideWhenUsed="0"/>
-    <w:lsdException w:name="Colorful List Accent 3" w:semiHidden="0" w:uiPriority="72" w:unhideWhenUsed="0"/>
-    <w:lsdException w:name="Colorful Grid Accent 3" w:semiHidden="0" w:uiPriority="73" w:unhideWhenUsed="0"/>
-    <w:lsdException w:name="Light Shading Accent 4" w:semiHidden="0" w:uiPriority="60" w:unhideWhenUsed="0"/>
-    <w:lsdException w:name="Light List Accent 4" w:semiHidden="0" w:uiPriority="61" w:unhideWhenUsed="0"/>
-    <w:lsdException w:name="Light Grid Accent 4" w:semiHidden="0" w:uiPriority="62" w:unhideWhenUsed="0"/>
-    <w:lsdException w:name="Medium Shading 1 Accent 4" w:semiHidden="0" w:uiPriority="63" w:unhideWhenUsed="0"/>
-    <w:lsdException w:name="Medium Shading 2 Accent 4" w:semiHidden="0" w:uiPriority="64" w:unhideWhenUsed="0"/>
-    <w:lsdException w:name="Medium List 1 Accent 4" w:semiHidden="0" w:uiPriority="65" w:unhideWhenUsed="0"/>
-    <w:lsdException w:name="Medium List 2 Accent 4" w:semiHidden="0" w:uiPriority="66" w:unhideWhenUsed="0"/>
-    <w:lsdException w:name="Medium Grid 1 Accent 4" w:semiHidden="0" w:uiPriority="67" w:unhideWhenUsed="0"/>
-    <w:lsdException w:name="Medium Grid 2 Accent 4" w:semiHidden="0" w:uiPriority="68" w:unhideWhenUsed="0"/>
-    <w:lsdException w:name="Medium Grid 3 Accent 4" w:semiHidden="0" w:uiPriority="69" w:unhideWhenUsed="0"/>
-    <w:lsdException w:name="Dark List Accent 4" w:semiHidden="0" w:uiPriority="70" w:unhideWhenUsed="0"/>
-    <w:lsdException w:name="Colorful Shading Accent 4" w:semiHidden="0" w:uiPriority="71" w:unhideWhenUsed="0"/>
-    <w:lsdException w:name="Colorful List Accent 4" w:semiHidden="0" w:uiPriority="72" w:unhideWhenUsed="0"/>
-    <w:lsdException w:name="Colorful Grid Accent 4" w:semiHidden="0" w:uiPriority="73" w:unhideWhenUsed="0"/>
-    <w:lsdException w:name="Light Shading Accent 5" w:semiHidden="0" w:uiPriority="60" w:unhideWhenUsed="0"/>
-    <w:lsdException w:name="Light List Accent 5" w:semiHidden="0" w:uiPriority="61" w:unhideWhenUsed="0"/>
-    <w:lsdException w:name="Light Grid Accent 5" w:semiHidden="0" w:uiPriority="62" w:unhideWhenUsed="0"/>
-    <w:lsdException w:name="Medium Shading 1 Accent 5" w:semiHidden="0" w:uiPriority="63" w:unhideWhenUsed="0"/>
-    <w:lsdException w:name="Medium Shading 2 Accent 5" w:semiHidden="0" w:uiPriority="64" w:unhideWhenUsed="0"/>
-    <w:lsdException w:name="Medium List 1 Accent 5" w:semiHidden="0" w:uiPriority="65" w:unhideWhenUsed="0"/>
-    <w:lsdException w:name="Medium List 2 Accent 5" w:semiHidden="0" w:uiPriority="66" w:unhideWhenUsed="0"/>
-    <w:lsdException w:name="Medium Grid 1 Accent 5" w:semiHidden="0" w:uiPriority="67" w:unhideWhenUsed="0"/>
-    <w:lsdException w:name="Medium Grid 2 Accent 5" w:semiHidden="0" w:uiPriority="68" w:unhideWhenUsed="0"/>
-    <w:lsdException w:name="Medium Grid 3 Accent 5" w:semiHidden="0" w:uiPriority="69" w:unhideWhenUsed="0"/>
-    <w:lsdException w:name="Dark List Accent 5" w:semiHidden="0" w:uiPriority="70" w:unhideWhenUsed="0"/>
-    <w:lsdException w:name="Colorful Shading Accent 5" w:semiHidden="0" w:uiPriority="71" w:unhideWhenUsed="0"/>
-    <w:lsdException w:name="Colorful List Accent 5" w:semiHidden="0" w:uiPriority="72" w:unhideWhenUsed="0"/>
-    <w:lsdException w:name="Colorful Grid Accent 5" w:semiHidden="0" w:uiPriority="73" w:unhideWhenUsed="0"/>
-    <w:lsdException w:name="Light Shading Accent 6" w:semiHidden="0" w:uiPriority="60" w:unhideWhenUsed="0"/>
-    <w:lsdException w:name="Light List Accent 6" w:semiHidden="0" w:uiPriority="61" w:unhideWhenUsed="0"/>
-    <w:lsdException w:name="Light Grid Accent 6" w:semiHidden="0" w:uiPriority="62" w:unhideWhenUsed="0"/>
-    <w:lsdException w:name="Medium Shading 1 Accent 6" w:semiHidden="0" w:uiPriority="63" w:unhideWhenUsed="0"/>
-    <w:lsdException w:name="Medium Shading 2 Accent 6" w:semiHidden="0" w:uiPriority="64" w:unhideWhenUsed="0"/>
-    <w:lsdException w:name="Medium List 1 Accent 6" w:semiHidden="0" w:uiPriority="65" w:unhideWhenUsed="0"/>
-    <w:lsdException w:name="Medium List 2 Accent 6" w:semiHidden="0" w:uiPriority="66" w:unhideWhenUsed="0"/>
-    <w:lsdException w:name="Medium Grid 1 Accent 6" w:semiHidden="0" w:uiPriority="67" w:unhideWhenUsed="0"/>
-    <w:lsdException w:name="Medium Grid 2 Accent 6" w:semiHidden="0" w:uiPriority="68" w:unhideWhenUsed="0"/>
-    <w:lsdException w:name="Medium Grid 3 Accent 6" w:semiHidden="0" w:uiPriority="69" w:unhideWhenUsed="0"/>
-    <w:lsdException w:name="Dark List Accent 6" w:semiHidden="0" w:uiPriority="70" w:unhideWhenUsed="0"/>
-    <w:lsdException w:name="Colorful Shading Accent 6" w:semiHidden="0" w:uiPriority="71" w:unhideWhenUsed="0"/>
-    <w:lsdException w:name="Colorful List Accent 6" w:semiHidden="0" w:uiPriority="72" w:unhideWhenUsed="0"/>
-    <w:lsdException w:name="Colorful Grid Accent 6" w:semiHidden="0" w:uiPriority="73" w:unhideWhenUsed="0"/>
-    <w:lsdException w:name="Subtle Emphasis" w:semiHidden="0" w:uiPriority="19" w:unhideWhenUsed="0" w:qFormat="1"/>
-    <w:lsdException w:name="Intense Emphasis" w:semiHidden="0" w:uiPriority="21" w:unhideWhenUsed="0" w:qFormat="1"/>
-    <w:lsdException w:name="Subtle Reference" w:semiHidden="0" w:uiPriority="31" w:unhideWhenUsed="0" w:qFormat="1"/>
-    <w:lsdException w:name="Intense Reference" w:semiHidden="0" w:uiPriority="32" w:unhideWhenUsed="0" w:qFormat="1"/>
-    <w:lsdException w:name="Book Title" w:semiHidden="0" w:uiPriority="33" w:unhideWhenUsed="0" w:qFormat="1"/>
-    <w:lsdException w:name="Bibliography" w:uiPriority="37"/>
-    <w:lsdException w:name="TOC Heading" w:uiPriority="39" w:qFormat="1"/>
-  </w:latentStyles>
-  <w:style w:type="paragraph" w:default="1" w:styleId="Normal">
-    <w:name w:val="Normal"/>
-    <w:qFormat/>
-  </w:style>
-  <w:style w:type="character" w:default="1" w:styleId="DefaultParagraphFont">
-    <w:name w:val="Default Paragraph Font"/>
-    <w:uiPriority w:val="1"/>
-    <w:semiHidden/>
-    <w:unhideWhenUsed/>
-  </w:style>
-  <w:style w:type="table" w:default="1" w:styleId="TableNormal">
-    <w:name w:val="Normal Table"/>
-    <w:uiPriority w:val="99"/>
-    <w:semiHidden/>
-    <w:unhideWhenUsed/>
-    <w:tblPr>
-      <w:tblInd w:w="0" w:type="dxa"/>
-      <w:tblCellMar>
-        <w:top w:w="0" w:type="dxa"/>
-        <w:left w:w="108" w:type="dxa"/>
-        <w:bottom w:w="0" w:type="dxa"/>
-        <w:right w:w="108" w:type="dxa"/>
-      </w:tblCellMar>
-    </w:tblPr>
-  </w:style>
-  <w:style w:type="numbering" w:default="1" w:styleId="NoList">
-    <w:name w:val="No List"/>
-    <w:uiPriority w:val="99"/>
-    <w:semiHidden/>
-    <w:unhideWhenUsed/>
-  </w:style>
-</w:styles>
-</file>
-
 <file path=word/glossary/document.xml><?xml version="1.0" encoding="utf-8"?>
-<w:glossaryDocument xmlns:wpc="http://schemas.microsoft.com/office/word/2010/wordprocessingCanvas" xmlns:mc="http://schemas.openxmlformats.org/markup-compatibility/2006" xmlns:o="urn:schemas-microsoft-com:office:office" xmlns:r="http://schemas.openxmlformats.org/officeDocument/2006/relationships" xmlns:m="http://schemas.openxmlformats.org/officeDocument/2006/math" xmlns:v="urn:schemas-microsoft-com:vml" xmlns:wp14="http://schemas.microsoft.com/office/word/2010/wordprocessingDrawing" xmlns:wp="http://schemas.openxmlformats.org/drawingml/2006/wordprocessingDrawing" xmlns:w10="urn:schemas-microsoft-com:office:word" xmlns:w="http://schemas.openxmlformats.org/wordprocessingml/2006/main" xmlns:w14="http://schemas.microsoft.com/office/word/2010/wordml" xmlns:wpg="http://schemas.microsoft.com/office/word/2010/wordprocessingGroup" xmlns:wpi="http://schemas.microsoft.com/office/word/2010/wordprocessingInk" xmlns:wne="http://schemas.microsoft.com/office/word/2006/wordml" xmlns:wps="http://schemas.microsoft.com/office/word/2010/wordprocessingShape" mc:Ignorable="w14 wp14">
+<w:glossaryDocument xmlns:ve="http://schemas.openxmlformats.org/markup-compatibility/2006" xmlns:o="urn:schemas-microsoft-com:office:office" xmlns:r="http://schemas.openxmlformats.org/officeDocument/2006/relationships" xmlns:m="http://schemas.openxmlformats.org/officeDocument/2006/math" xmlns:v="urn:schemas-microsoft-com:vml" xmlns:wp="http://schemas.openxmlformats.org/drawingml/2006/wordprocessingDrawing" xmlns:w10="urn:schemas-microsoft-com:office:word" xmlns:w="http://schemas.openxmlformats.org/wordprocessingml/2006/main" xmlns:wne="http://schemas.microsoft.com/office/word/2006/wordml">
   <w:docParts>
     <w:docPart>
       <w:docPartPr>
@@ -2713,13 +1940,13 @@
 </file>
 
 <file path=word/glossary/fontTable.xml><?xml version="1.0" encoding="utf-8"?>
-<w:fonts xmlns:mc="http://schemas.openxmlformats.org/markup-compatibility/2006" xmlns:r="http://schemas.openxmlformats.org/officeDocument/2006/relationships" xmlns:w="http://schemas.openxmlformats.org/wordprocessingml/2006/main" xmlns:w14="http://schemas.microsoft.com/office/word/2010/wordml" mc:Ignorable="w14">
+<w:fonts xmlns:r="http://schemas.openxmlformats.org/officeDocument/2006/relationships" xmlns:w="http://schemas.openxmlformats.org/wordprocessingml/2006/main">
   <w:font w:name="Times New Roman">
     <w:panose1 w:val="02020603050405020304"/>
     <w:charset w:val="00"/>
     <w:family w:val="roman"/>
     <w:pitch w:val="variable"/>
-    <w:sig w:usb0="E0002EFF" w:usb1="C000785B" w:usb2="00000009" w:usb3="00000000" w:csb0="000001FF" w:csb1="00000000"/>
+    <w:sig w:usb0="E0002AFF" w:usb1="C0007841" w:usb2="00000009" w:usb3="00000000" w:csb0="000001FF" w:csb1="00000000"/>
   </w:font>
   <w:font w:name="Symbol">
     <w:panose1 w:val="05050102010706020507"/>
@@ -2733,7 +1960,7 @@
     <w:charset w:val="00"/>
     <w:family w:val="modern"/>
     <w:pitch w:val="fixed"/>
-    <w:sig w:usb0="E0002EFF" w:usb1="C0007843" w:usb2="00000009" w:usb3="00000000" w:csb0="000001FF" w:csb1="00000000"/>
+    <w:sig w:usb0="E0002AFF" w:usb1="C0007843" w:usb2="00000009" w:usb3="00000000" w:csb0="000001FF" w:csb1="00000000"/>
   </w:font>
   <w:font w:name="Wingdings">
     <w:panose1 w:val="05000000000000000000"/>
@@ -2747,46 +1974,43 @@
     <w:charset w:val="00"/>
     <w:family w:val="swiss"/>
     <w:pitch w:val="variable"/>
-    <w:sig w:usb0="E4002EFF" w:usb1="C000247B" w:usb2="00000009" w:usb3="00000000" w:csb0="000001FF" w:csb1="00000000"/>
+    <w:sig w:usb0="E10002FF" w:usb1="4000ACFF" w:usb2="00000009" w:usb3="00000000" w:csb0="0000019F" w:csb1="00000000"/>
   </w:font>
   <w:font w:name="Arial">
     <w:panose1 w:val="020B0604020202020204"/>
     <w:charset w:val="00"/>
     <w:family w:val="swiss"/>
     <w:pitch w:val="variable"/>
-    <w:sig w:usb0="E0002EFF" w:usb1="C000785B" w:usb2="00000009" w:usb3="00000000" w:csb0="000001FF" w:csb1="00000000"/>
+    <w:sig w:usb0="E0002AFF" w:usb1="C0007843" w:usb2="00000009" w:usb3="00000000" w:csb0="000001FF" w:csb1="00000000"/>
   </w:font>
   <w:font w:name="Tahoma">
     <w:panose1 w:val="020B0604030504040204"/>
     <w:charset w:val="00"/>
     <w:family w:val="swiss"/>
-    <w:notTrueType/>
     <w:pitch w:val="variable"/>
-    <w:sig w:usb0="00000003" w:usb1="00000000" w:usb2="00000000" w:usb3="00000000" w:csb0="00000001" w:csb1="00000000"/>
+    <w:sig w:usb0="E1002EFF" w:usb1="C000605B" w:usb2="00000029" w:usb3="00000000" w:csb0="000101FF" w:csb1="00000000"/>
   </w:font>
   <w:font w:name="Cambria">
     <w:panose1 w:val="02040503050406030204"/>
     <w:charset w:val="00"/>
     <w:family w:val="roman"/>
     <w:pitch w:val="variable"/>
-    <w:sig w:usb0="E00006FF" w:usb1="420024FF" w:usb2="02000000" w:usb3="00000000" w:csb0="0000019F" w:csb1="00000000"/>
+    <w:sig w:usb0="E00002FF" w:usb1="400004FF" w:usb2="00000000" w:usb3="00000000" w:csb0="0000019F" w:csb1="00000000"/>
   </w:font>
 </w:fonts>
 </file>
 
 <file path=word/glossary/settings.xml><?xml version="1.0" encoding="utf-8"?>
-<w:settings xmlns:mc="http://schemas.openxmlformats.org/markup-compatibility/2006" xmlns:o="urn:schemas-microsoft-com:office:office" xmlns:r="http://schemas.openxmlformats.org/officeDocument/2006/relationships" xmlns:m="http://schemas.openxmlformats.org/officeDocument/2006/math" xmlns:v="urn:schemas-microsoft-com:vml" xmlns:w10="urn:schemas-microsoft-com:office:word" xmlns:w="http://schemas.openxmlformats.org/wordprocessingml/2006/main" xmlns:w14="http://schemas.microsoft.com/office/word/2010/wordml" xmlns:sl="http://schemas.openxmlformats.org/schemaLibrary/2006/main" mc:Ignorable="w14">
+<w:settings xmlns:o="urn:schemas-microsoft-com:office:office" xmlns:r="http://schemas.openxmlformats.org/officeDocument/2006/relationships" xmlns:m="http://schemas.openxmlformats.org/officeDocument/2006/math" xmlns:v="urn:schemas-microsoft-com:vml" xmlns:w10="urn:schemas-microsoft-com:office:word" xmlns:w="http://schemas.openxmlformats.org/wordprocessingml/2006/main" xmlns:sl="http://schemas.openxmlformats.org/schemaLibrary/2006/main">
   <w:view w:val="normal"/>
   <w:defaultTabStop w:val="720"/>
   <w:characterSpacingControl w:val="doNotCompress"/>
   <w:compat>
     <w:useFELayout/>
-    <w:compatSetting w:name="compatibilityMode" w:uri="http://schemas.microsoft.com/office/word" w:val="12"/>
   </w:compat>
   <w:rsids>
     <w:rsidRoot w:val="00F31405"/>
     <w:rsid w:val="001D5966"/>
-    <w:rsid w:val="00915025"/>
     <w:rsid w:val="00AE68EC"/>
     <w:rsid w:val="00F31405"/>
   </w:rsids>
@@ -2794,7 +2018,7 @@
     <m:mathFont m:val="Cambria Math"/>
     <m:brkBin m:val="before"/>
     <m:brkBinSub m:val="--"/>
-    <m:smallFrac m:val="0"/>
+    <m:smallFrac m:val="off"/>
     <m:dispDef/>
     <m:lMargin m:val="0"/>
     <m:rMargin m:val="0"/>
@@ -2811,7 +2035,7 @@
 </file>
 
 <file path=word/glossary/styles.xml><?xml version="1.0" encoding="utf-8"?>
-<w:styles xmlns:mc="http://schemas.openxmlformats.org/markup-compatibility/2006" xmlns:r="http://schemas.openxmlformats.org/officeDocument/2006/relationships" xmlns:w="http://schemas.openxmlformats.org/wordprocessingml/2006/main" xmlns:w14="http://schemas.microsoft.com/office/word/2010/wordml" mc:Ignorable="w14">
+<w:styles xmlns:r="http://schemas.openxmlformats.org/officeDocument/2006/relationships" xmlns:w="http://schemas.openxmlformats.org/wordprocessingml/2006/main">
   <w:docDefaults>
     <w:rPrDefault>
       <w:rPr>
@@ -2982,6 +2206,7 @@
     <w:uiPriority w:val="99"/>
     <w:semiHidden/>
     <w:unhideWhenUsed/>
+    <w:qFormat/>
     <w:tblPr>
       <w:tblInd w:w="0" w:type="dxa"/>
       <w:tblCellMar>
@@ -3009,198 +2234,8 @@
 </w:styles>
 </file>
 
-<file path=word/glossary/stylesWithEffects.xml><?xml version="1.0" encoding="utf-8"?>
-<w:styles xmlns:wpc="http://schemas.microsoft.com/office/word/2010/wordprocessingCanvas" xmlns:mc="http://schemas.openxmlformats.org/markup-compatibility/2006" xmlns:o="urn:schemas-microsoft-com:office:office" xmlns:r="http://schemas.openxmlformats.org/officeDocument/2006/relationships" xmlns:m="http://schemas.openxmlformats.org/officeDocument/2006/math" xmlns:v="urn:schemas-microsoft-com:vml" xmlns:wp14="http://schemas.microsoft.com/office/word/2010/wordprocessingDrawing" xmlns:wp="http://schemas.openxmlformats.org/drawingml/2006/wordprocessingDrawing" xmlns:w10="urn:schemas-microsoft-com:office:word" xmlns:w="http://schemas.openxmlformats.org/wordprocessingml/2006/main" xmlns:w14="http://schemas.microsoft.com/office/word/2010/wordml" xmlns:wpg="http://schemas.microsoft.com/office/word/2010/wordprocessingGroup" xmlns:wpi="http://schemas.microsoft.com/office/word/2010/wordprocessingInk" xmlns:wne="http://schemas.microsoft.com/office/word/2006/wordml" xmlns:wps="http://schemas.microsoft.com/office/word/2010/wordprocessingShape" mc:Ignorable="w14 wp14">
-  <w:docDefaults>
-    <w:rPrDefault>
-      <w:rPr>
-        <w:rFonts w:asciiTheme="minorHAnsi" w:eastAsiaTheme="minorEastAsia" w:hAnsiTheme="minorHAnsi" w:cstheme="minorBidi"/>
-        <w:sz w:val="22"/>
-        <w:szCs w:val="22"/>
-        <w:lang w:val="en-IN" w:eastAsia="en-IN" w:bidi="ar-SA"/>
-      </w:rPr>
-    </w:rPrDefault>
-    <w:pPrDefault>
-      <w:pPr>
-        <w:spacing w:after="200" w:line="276" w:lineRule="auto"/>
-      </w:pPr>
-    </w:pPrDefault>
-  </w:docDefaults>
-  <w:latentStyles w:defLockedState="0" w:defUIPriority="99" w:defSemiHidden="1" w:defUnhideWhenUsed="1" w:defQFormat="0" w:count="267">
-    <w:lsdException w:name="Normal" w:semiHidden="0" w:uiPriority="0" w:unhideWhenUsed="0" w:qFormat="1"/>
-    <w:lsdException w:name="heading 1" w:semiHidden="0" w:uiPriority="9" w:unhideWhenUsed="0" w:qFormat="1"/>
-    <w:lsdException w:name="heading 2" w:uiPriority="9" w:qFormat="1"/>
-    <w:lsdException w:name="heading 3" w:uiPriority="9" w:qFormat="1"/>
-    <w:lsdException w:name="heading 4" w:uiPriority="9" w:qFormat="1"/>
-    <w:lsdException w:name="heading 5" w:uiPriority="9" w:qFormat="1"/>
-    <w:lsdException w:name="heading 6" w:uiPriority="9" w:qFormat="1"/>
-    <w:lsdException w:name="heading 7" w:uiPriority="9" w:qFormat="1"/>
-    <w:lsdException w:name="heading 8" w:uiPriority="9" w:qFormat="1"/>
-    <w:lsdException w:name="heading 9" w:uiPriority="9" w:qFormat="1"/>
-    <w:lsdException w:name="toc 1" w:uiPriority="39"/>
-    <w:lsdException w:name="toc 2" w:uiPriority="39"/>
-    <w:lsdException w:name="toc 3" w:uiPriority="39"/>
-    <w:lsdException w:name="toc 4" w:uiPriority="39"/>
-    <w:lsdException w:name="toc 5" w:uiPriority="39"/>
-    <w:lsdException w:name="toc 6" w:uiPriority="39"/>
-    <w:lsdException w:name="toc 7" w:uiPriority="39"/>
-    <w:lsdException w:name="toc 8" w:uiPriority="39"/>
-    <w:lsdException w:name="toc 9" w:uiPriority="39"/>
-    <w:lsdException w:name="caption" w:uiPriority="35" w:qFormat="1"/>
-    <w:lsdException w:name="Title" w:semiHidden="0" w:uiPriority="10" w:unhideWhenUsed="0" w:qFormat="1"/>
-    <w:lsdException w:name="Default Paragraph Font" w:uiPriority="1"/>
-    <w:lsdException w:name="Subtitle" w:semiHidden="0" w:uiPriority="11" w:unhideWhenUsed="0" w:qFormat="1"/>
-    <w:lsdException w:name="Strong" w:semiHidden="0" w:uiPriority="22" w:unhideWhenUsed="0" w:qFormat="1"/>
-    <w:lsdException w:name="Emphasis" w:semiHidden="0" w:uiPriority="20" w:unhideWhenUsed="0" w:qFormat="1"/>
-    <w:lsdException w:name="Table Grid" w:semiHidden="0" w:uiPriority="59" w:unhideWhenUsed="0"/>
-    <w:lsdException w:name="Placeholder Text" w:unhideWhenUsed="0"/>
-    <w:lsdException w:name="No Spacing" w:semiHidden="0" w:uiPriority="1" w:unhideWhenUsed="0" w:qFormat="1"/>
-    <w:lsdException w:name="Light Shading" w:semiHidden="0" w:uiPriority="60" w:unhideWhenUsed="0"/>
-    <w:lsdException w:name="Light List" w:semiHidden="0" w:uiPriority="61" w:unhideWhenUsed="0"/>
-    <w:lsdException w:name="Light Grid" w:semiHidden="0" w:uiPriority="62" w:unhideWhenUsed="0"/>
-    <w:lsdException w:name="Medium Shading 1" w:semiHidden="0" w:uiPriority="63" w:unhideWhenUsed="0"/>
-    <w:lsdException w:name="Medium Shading 2" w:semiHidden="0" w:uiPriority="64" w:unhideWhenUsed="0"/>
-    <w:lsdException w:name="Medium List 1" w:semiHidden="0" w:uiPriority="65" w:unhideWhenUsed="0"/>
-    <w:lsdException w:name="Medium List 2" w:semiHidden="0" w:uiPriority="66" w:unhideWhenUsed="0"/>
-    <w:lsdException w:name="Medium Grid 1" w:semiHidden="0" w:uiPriority="67" w:unhideWhenUsed="0"/>
-    <w:lsdException w:name="Medium Grid 2" w:semiHidden="0" w:uiPriority="68" w:unhideWhenUsed="0"/>
-    <w:lsdException w:name="Medium Grid 3" w:semiHidden="0" w:uiPriority="69" w:unhideWhenUsed="0"/>
-    <w:lsdException w:name="Dark List" w:semiHidden="0" w:uiPriority="70" w:unhideWhenUsed="0"/>
-    <w:lsdException w:name="Colorful Shading" w:semiHidden="0" w:uiPriority="71" w:unhideWhenUsed="0"/>
-    <w:lsdException w:name="Colorful List" w:semiHidden="0" w:uiPriority="72" w:unhideWhenUsed="0"/>
-    <w:lsdException w:name="Colorful Grid" w:semiHidden="0" w:uiPriority="73" w:unhideWhenUsed="0"/>
-    <w:lsdException w:name="Light Shading Accent 1" w:semiHidden="0" w:uiPriority="60" w:unhideWhenUsed="0"/>
-    <w:lsdException w:name="Light List Accent 1" w:semiHidden="0" w:uiPriority="61" w:unhideWhenUsed="0"/>
-    <w:lsdException w:name="Light Grid Accent 1" w:semiHidden="0" w:uiPriority="62" w:unhideWhenUsed="0"/>
-    <w:lsdException w:name="Medium Shading 1 Accent 1" w:semiHidden="0" w:uiPriority="63" w:unhideWhenUsed="0"/>
-    <w:lsdException w:name="Medium Shading 2 Accent 1" w:semiHidden="0" w:uiPriority="64" w:unhideWhenUsed="0"/>
-    <w:lsdException w:name="Medium List 1 Accent 1" w:semiHidden="0" w:uiPriority="65" w:unhideWhenUsed="0"/>
-    <w:lsdException w:name="Revision" w:unhideWhenUsed="0"/>
-    <w:lsdException w:name="List Paragraph" w:semiHidden="0" w:uiPriority="34" w:unhideWhenUsed="0" w:qFormat="1"/>
-    <w:lsdException w:name="Quote" w:semiHidden="0" w:uiPriority="29" w:unhideWhenUsed="0" w:qFormat="1"/>
-    <w:lsdException w:name="Intense Quote" w:semiHidden="0" w:uiPriority="30" w:unhideWhenUsed="0" w:qFormat="1"/>
-    <w:lsdException w:name="Medium List 2 Accent 1" w:semiHidden="0" w:uiPriority="66" w:unhideWhenUsed="0"/>
-    <w:lsdException w:name="Medium Grid 1 Accent 1" w:semiHidden="0" w:uiPriority="67" w:unhideWhenUsed="0"/>
-    <w:lsdException w:name="Medium Grid 2 Accent 1" w:semiHidden="0" w:uiPriority="68" w:unhideWhenUsed="0"/>
-    <w:lsdException w:name="Medium Grid 3 Accent 1" w:semiHidden="0" w:uiPriority="69" w:unhideWhenUsed="0"/>
-    <w:lsdException w:name="Dark List Accent 1" w:semiHidden="0" w:uiPriority="70" w:unhideWhenUsed="0"/>
-    <w:lsdException w:name="Colorful Shading Accent 1" w:semiHidden="0" w:uiPriority="71" w:unhideWhenUsed="0"/>
-    <w:lsdException w:name="Colorful List Accent 1" w:semiHidden="0" w:uiPriority="72" w:unhideWhenUsed="0"/>
-    <w:lsdException w:name="Colorful Grid Accent 1" w:semiHidden="0" w:uiPriority="73" w:unhideWhenUsed="0"/>
-    <w:lsdException w:name="Light Shading Accent 2" w:semiHidden="0" w:uiPriority="60" w:unhideWhenUsed="0"/>
-    <w:lsdException w:name="Light List Accent 2" w:semiHidden="0" w:uiPriority="61" w:unhideWhenUsed="0"/>
-    <w:lsdException w:name="Light Grid Accent 2" w:semiHidden="0" w:uiPriority="62" w:unhideWhenUsed="0"/>
-    <w:lsdException w:name="Medium Shading 1 Accent 2" w:semiHidden="0" w:uiPriority="63" w:unhideWhenUsed="0"/>
-    <w:lsdException w:name="Medium Shading 2 Accent 2" w:semiHidden="0" w:uiPriority="64" w:unhideWhenUsed="0"/>
-    <w:lsdException w:name="Medium List 1 Accent 2" w:semiHidden="0" w:uiPriority="65" w:unhideWhenUsed="0"/>
-    <w:lsdException w:name="Medium List 2 Accent 2" w:semiHidden="0" w:uiPriority="66" w:unhideWhenUsed="0"/>
-    <w:lsdException w:name="Medium Grid 1 Accent 2" w:semiHidden="0" w:uiPriority="67" w:unhideWhenUsed="0"/>
-    <w:lsdException w:name="Medium Grid 2 Accent 2" w:semiHidden="0" w:uiPriority="68" w:unhideWhenUsed="0"/>
-    <w:lsdException w:name="Medium Grid 3 Accent 2" w:semiHidden="0" w:uiPriority="69" w:unhideWhenUsed="0"/>
-    <w:lsdException w:name="Dark List Accent 2" w:semiHidden="0" w:uiPriority="70" w:unhideWhenUsed="0"/>
-    <w:lsdException w:name="Colorful Shading Accent 2" w:semiHidden="0" w:uiPriority="71" w:unhideWhenUsed="0"/>
-    <w:lsdException w:name="Colorful List Accent 2" w:semiHidden="0" w:uiPriority="72" w:unhideWhenUsed="0"/>
-    <w:lsdException w:name="Colorful Grid Accent 2" w:semiHidden="0" w:uiPriority="73" w:unhideWhenUsed="0"/>
-    <w:lsdException w:name="Light Shading Accent 3" w:semiHidden="0" w:uiPriority="60" w:unhideWhenUsed="0"/>
-    <w:lsdException w:name="Light List Accent 3" w:semiHidden="0" w:uiPriority="61" w:unhideWhenUsed="0"/>
-    <w:lsdException w:name="Light Grid Accent 3" w:semiHidden="0" w:uiPriority="62" w:unhideWhenUsed="0"/>
-    <w:lsdException w:name="Medium Shading 1 Accent 3" w:semiHidden="0" w:uiPriority="63" w:unhideWhenUsed="0"/>
-    <w:lsdException w:name="Medium Shading 2 Accent 3" w:semiHidden="0" w:uiPriority="64" w:unhideWhenUsed="0"/>
-    <w:lsdException w:name="Medium List 1 Accent 3" w:semiHidden="0" w:uiPriority="65" w:unhideWhenUsed="0"/>
-    <w:lsdException w:name="Medium List 2 Accent 3" w:semiHidden="0" w:uiPriority="66" w:unhideWhenUsed="0"/>
-    <w:lsdException w:name="Medium Grid 1 Accent 3" w:semiHidden="0" w:uiPriority="67" w:unhideWhenUsed="0"/>
-    <w:lsdException w:name="Medium Grid 2 Accent 3" w:semiHidden="0" w:uiPriority="68" w:unhideWhenUsed="0"/>
-    <w:lsdException w:name="Medium Grid 3 Accent 3" w:semiHidden="0" w:uiPriority="69" w:unhideWhenUsed="0"/>
-    <w:lsdException w:name="Dark List Accent 3" w:semiHidden="0" w:uiPriority="70" w:unhideWhenUsed="0"/>
-    <w:lsdException w:name="Colorful Shading Accent 3" w:semiHidden="0" w:uiPriority="71" w:unhideWhenUsed="0"/>
-    <w:lsdException w:name="Colorful List Accent 3" w:semiHidden="0" w:uiPriority="72" w:unhideWhenUsed="0"/>
-    <w:lsdException w:name="Colorful Grid Accent 3" w:semiHidden="0" w:uiPriority="73" w:unhideWhenUsed="0"/>
-    <w:lsdException w:name="Light Shading Accent 4" w:semiHidden="0" w:uiPriority="60" w:unhideWhenUsed="0"/>
-    <w:lsdException w:name="Light List Accent 4" w:semiHidden="0" w:uiPriority="61" w:unhideWhenUsed="0"/>
-    <w:lsdException w:name="Light Grid Accent 4" w:semiHidden="0" w:uiPriority="62" w:unhideWhenUsed="0"/>
-    <w:lsdException w:name="Medium Shading 1 Accent 4" w:semiHidden="0" w:uiPriority="63" w:unhideWhenUsed="0"/>
-    <w:lsdException w:name="Medium Shading 2 Accent 4" w:semiHidden="0" w:uiPriority="64" w:unhideWhenUsed="0"/>
-    <w:lsdException w:name="Medium List 1 Accent 4" w:semiHidden="0" w:uiPriority="65" w:unhideWhenUsed="0"/>
-    <w:lsdException w:name="Medium List 2 Accent 4" w:semiHidden="0" w:uiPriority="66" w:unhideWhenUsed="0"/>
-    <w:lsdException w:name="Medium Grid 1 Accent 4" w:semiHidden="0" w:uiPriority="67" w:unhideWhenUsed="0"/>
-    <w:lsdException w:name="Medium Grid 2 Accent 4" w:semiHidden="0" w:uiPriority="68" w:unhideWhenUsed="0"/>
-    <w:lsdException w:name="Medium Grid 3 Accent 4" w:semiHidden="0" w:uiPriority="69" w:unhideWhenUsed="0"/>
-    <w:lsdException w:name="Dark List Accent 4" w:semiHidden="0" w:uiPriority="70" w:unhideWhenUsed="0"/>
-    <w:lsdException w:name="Colorful Shading Accent 4" w:semiHidden="0" w:uiPriority="71" w:unhideWhenUsed="0"/>
-    <w:lsdException w:name="Colorful List Accent 4" w:semiHidden="0" w:uiPriority="72" w:unhideWhenUsed="0"/>
-    <w:lsdException w:name="Colorful Grid Accent 4" w:semiHidden="0" w:uiPriority="73" w:unhideWhenUsed="0"/>
-    <w:lsdException w:name="Light Shading Accent 5" w:semiHidden="0" w:uiPriority="60" w:unhideWhenUsed="0"/>
-    <w:lsdException w:name="Light List Accent 5" w:semiHidden="0" w:uiPriority="61" w:unhideWhenUsed="0"/>
-    <w:lsdException w:name="Light Grid Accent 5" w:semiHidden="0" w:uiPriority="62" w:unhideWhenUsed="0"/>
-    <w:lsdException w:name="Medium Shading 1 Accent 5" w:semiHidden="0" w:uiPriority="63" w:unhideWhenUsed="0"/>
-    <w:lsdException w:name="Medium Shading 2 Accent 5" w:semiHidden="0" w:uiPriority="64" w:unhideWhenUsed="0"/>
-    <w:lsdException w:name="Medium List 1 Accent 5" w:semiHidden="0" w:uiPriority="65" w:unhideWhenUsed="0"/>
-    <w:lsdException w:name="Medium List 2 Accent 5" w:semiHidden="0" w:uiPriority="66" w:unhideWhenUsed="0"/>
-    <w:lsdException w:name="Medium Grid 1 Accent 5" w:semiHidden="0" w:uiPriority="67" w:unhideWhenUsed="0"/>
-    <w:lsdException w:name="Medium Grid 2 Accent 5" w:semiHidden="0" w:uiPriority="68" w:unhideWhenUsed="0"/>
-    <w:lsdException w:name="Medium Grid 3 Accent 5" w:semiHidden="0" w:uiPriority="69" w:unhideWhenUsed="0"/>
-    <w:lsdException w:name="Dark List Accent 5" w:semiHidden="0" w:uiPriority="70" w:unhideWhenUsed="0"/>
-    <w:lsdException w:name="Colorful Shading Accent 5" w:semiHidden="0" w:uiPriority="71" w:unhideWhenUsed="0"/>
-    <w:lsdException w:name="Colorful List Accent 5" w:semiHidden="0" w:uiPriority="72" w:unhideWhenUsed="0"/>
-    <w:lsdException w:name="Colorful Grid Accent 5" w:semiHidden="0" w:uiPriority="73" w:unhideWhenUsed="0"/>
-    <w:lsdException w:name="Light Shading Accent 6" w:semiHidden="0" w:uiPriority="60" w:unhideWhenUsed="0"/>
-    <w:lsdException w:name="Light List Accent 6" w:semiHidden="0" w:uiPriority="61" w:unhideWhenUsed="0"/>
-    <w:lsdException w:name="Light Grid Accent 6" w:semiHidden="0" w:uiPriority="62" w:unhideWhenUsed="0"/>
-    <w:lsdException w:name="Medium Shading 1 Accent 6" w:semiHidden="0" w:uiPriority="63" w:unhideWhenUsed="0"/>
-    <w:lsdException w:name="Medium Shading 2 Accent 6" w:semiHidden="0" w:uiPriority="64" w:unhideWhenUsed="0"/>
-    <w:lsdException w:name="Medium List 1 Accent 6" w:semiHidden="0" w:uiPriority="65" w:unhideWhenUsed="0"/>
-    <w:lsdException w:name="Medium List 2 Accent 6" w:semiHidden="0" w:uiPriority="66" w:unhideWhenUsed="0"/>
-    <w:lsdException w:name="Medium Grid 1 Accent 6" w:semiHidden="0" w:uiPriority="67" w:unhideWhenUsed="0"/>
-    <w:lsdException w:name="Medium Grid 2 Accent 6" w:semiHidden="0" w:uiPriority="68" w:unhideWhenUsed="0"/>
-    <w:lsdException w:name="Medium Grid 3 Accent 6" w:semiHidden="0" w:uiPriority="69" w:unhideWhenUsed="0"/>
-    <w:lsdException w:name="Dark List Accent 6" w:semiHidden="0" w:uiPriority="70" w:unhideWhenUsed="0"/>
-    <w:lsdException w:name="Colorful Shading Accent 6" w:semiHidden="0" w:uiPriority="71" w:unhideWhenUsed="0"/>
-    <w:lsdException w:name="Colorful List Accent 6" w:semiHidden="0" w:uiPriority="72" w:unhideWhenUsed="0"/>
-    <w:lsdException w:name="Colorful Grid Accent 6" w:semiHidden="0" w:uiPriority="73" w:unhideWhenUsed="0"/>
-    <w:lsdException w:name="Subtle Emphasis" w:semiHidden="0" w:uiPriority="19" w:unhideWhenUsed="0" w:qFormat="1"/>
-    <w:lsdException w:name="Intense Emphasis" w:semiHidden="0" w:uiPriority="21" w:unhideWhenUsed="0" w:qFormat="1"/>
-    <w:lsdException w:name="Subtle Reference" w:semiHidden="0" w:uiPriority="31" w:unhideWhenUsed="0" w:qFormat="1"/>
-    <w:lsdException w:name="Intense Reference" w:semiHidden="0" w:uiPriority="32" w:unhideWhenUsed="0" w:qFormat="1"/>
-    <w:lsdException w:name="Book Title" w:semiHidden="0" w:uiPriority="33" w:unhideWhenUsed="0" w:qFormat="1"/>
-    <w:lsdException w:name="Bibliography" w:uiPriority="37"/>
-    <w:lsdException w:name="TOC Heading" w:uiPriority="39" w:qFormat="1"/>
-  </w:latentStyles>
-  <w:style w:type="paragraph" w:default="1" w:styleId="Normal">
-    <w:name w:val="Normal"/>
-    <w:qFormat/>
-  </w:style>
-  <w:style w:type="character" w:default="1" w:styleId="DefaultParagraphFont">
-    <w:name w:val="Default Paragraph Font"/>
-    <w:uiPriority w:val="1"/>
-    <w:semiHidden/>
-    <w:unhideWhenUsed/>
-  </w:style>
-  <w:style w:type="table" w:default="1" w:styleId="TableNormal">
-    <w:name w:val="Normal Table"/>
-    <w:uiPriority w:val="99"/>
-    <w:semiHidden/>
-    <w:unhideWhenUsed/>
-    <w:tblPr>
-      <w:tblInd w:w="0" w:type="dxa"/>
-      <w:tblCellMar>
-        <w:top w:w="0" w:type="dxa"/>
-        <w:left w:w="108" w:type="dxa"/>
-        <w:bottom w:w="0" w:type="dxa"/>
-        <w:right w:w="108" w:type="dxa"/>
-      </w:tblCellMar>
-    </w:tblPr>
-  </w:style>
-  <w:style w:type="numbering" w:default="1" w:styleId="NoList">
-    <w:name w:val="No List"/>
-    <w:uiPriority w:val="99"/>
-    <w:semiHidden/>
-    <w:unhideWhenUsed/>
-  </w:style>
-</w:styles>
-</file>
-
 <file path=word/glossary/webSettings.xml><?xml version="1.0" encoding="utf-8"?>
-<w:webSettings xmlns:mc="http://schemas.openxmlformats.org/markup-compatibility/2006" xmlns:r="http://schemas.openxmlformats.org/officeDocument/2006/relationships" xmlns:w="http://schemas.openxmlformats.org/wordprocessingml/2006/main" xmlns:w14="http://schemas.microsoft.com/office/word/2010/wordml" mc:Ignorable="w14">
+<w:webSettings xmlns:r="http://schemas.openxmlformats.org/officeDocument/2006/relationships" xmlns:w="http://schemas.openxmlformats.org/wordprocessingml/2006/main">
   <w:optimizeForBrowser/>
 </w:webSettings>
 </file>
